--- a/docu_thesis/_new_weeklyremarks/ACForm_Week06.docx
+++ b/docu_thesis/_new_weeklyremarks/ACForm_Week06.docx
@@ -234,7 +234,7 @@
           <w:rFonts w:ascii="Verdana" w:hAnsi="Verdana"/>
           <w:sz w:val="20"/>
         </w:rPr>
-        <w:t>5</w:t>
+        <w:t>6</w:t>
       </w:r>
     </w:p>
     <w:tbl>
